--- a/Scenario-1-Major-Escalation-Nordea.docx
+++ b/Scenario-1-Major-Escalation-Nordea.docx
@@ -121,9 +121,18 @@
     </w:p>
     <w:tbl>
       <w:tblPr>
-        <w:tblStyle w:val="Sinch"/>
+        <w:tblStyle w:val="TableGrid"/>
         <w:tblW w:type="auto" w:w="0"/>
         <w:tblLook w:firstColumn="1" w:firstRow="1" w:lastColumn="0" w:lastRow="0" w:noHBand="0" w:noVBand="1" w:val="04A0"/>
+        <w:jc w:val="center"/>
+        <w:tblBorders>
+          <w:top w:val="single" w:sz="4" w:space="0" w:color="B7C0CC"/>
+          <w:left w:val="single" w:sz="4" w:space="0" w:color="B7C0CC"/>
+          <w:bottom w:val="single" w:sz="4" w:space="0" w:color="B7C0CC"/>
+          <w:right w:val="single" w:sz="4" w:space="0" w:color="B7C0CC"/>
+          <w:insideH w:val="single" w:sz="4" w:space="0" w:color="B7C0CC"/>
+          <w:insideV w:val="single" w:sz="4" w:space="0" w:color="B7C0CC"/>
+        </w:tblBorders>
       </w:tblPr>
       <w:tblGrid>
         <w:gridCol w:w="5046"/>
@@ -133,11 +142,25 @@
         <w:tc>
           <w:tcPr>
             <w:tcW w:type="dxa" w:w="5046"/>
+            <w:vAlign w:val="center"/>
+            <w:tcMar>
+              <w:top w:w="60" w:type="dxa"/>
+              <w:bottom w:w="60" w:type="dxa"/>
+              <w:left w:w="110" w:type="dxa"/>
+              <w:right w:w="110" w:type="dxa"/>
+            </w:tcMar>
+            <w:shd w:val="clear" w:color="auto" w:fill="1B3A5B"/>
           </w:tcPr>
           <w:p>
+            <w:pPr>
+              <w:spacing w:after="40" w:before="40"/>
+            </w:pPr>
             <w:r>
               <w:rPr>
-                <w:b/>
+                <w:b w:val="true"/>
+                <w:color w:val="FFFFFF"/>
+                <w:sz w:val="24"/>
+                <w:szCs w:val="24"/>
               </w:rPr>
               <w:t>Priority</w:t>
             </w:r>
@@ -146,11 +169,25 @@
         <w:tc>
           <w:tcPr>
             <w:tcW w:type="dxa" w:w="5046"/>
+            <w:vAlign w:val="center"/>
+            <w:tcMar>
+              <w:top w:w="60" w:type="dxa"/>
+              <w:bottom w:w="60" w:type="dxa"/>
+              <w:left w:w="110" w:type="dxa"/>
+              <w:right w:w="110" w:type="dxa"/>
+            </w:tcMar>
+            <w:shd w:val="clear" w:color="auto" w:fill="1B3A5B"/>
           </w:tcPr>
           <w:p>
+            <w:pPr>
+              <w:spacing w:after="40" w:before="40"/>
+            </w:pPr>
             <w:r>
               <w:rPr>
-                <w:b/>
+                <w:b w:val="true"/>
+                <w:color w:val="FFFFFF"/>
+                <w:sz w:val="24"/>
+                <w:szCs w:val="24"/>
               </w:rPr>
               <w:t>Definition</w:t>
             </w:r>
@@ -161,9 +198,23 @@
         <w:tc>
           <w:tcPr>
             <w:tcW w:type="dxa" w:w="5046"/>
+            <w:vAlign w:val="center"/>
+            <w:tcMar>
+              <w:top w:w="60" w:type="dxa"/>
+              <w:bottom w:w="60" w:type="dxa"/>
+              <w:left w:w="110" w:type="dxa"/>
+              <w:right w:w="110" w:type="dxa"/>
+            </w:tcMar>
           </w:tcPr>
           <w:p>
+            <w:pPr>
+              <w:spacing w:after="40" w:before="40"/>
+            </w:pPr>
             <w:r>
+              <w:rPr>
+                <w:sz w:val="22"/>
+                <w:szCs w:val="22"/>
+              </w:rPr>
               <w:t>P1</w:t>
             </w:r>
           </w:p>
@@ -171,9 +222,23 @@
         <w:tc>
           <w:tcPr>
             <w:tcW w:type="dxa" w:w="5046"/>
+            <w:vAlign w:val="center"/>
+            <w:tcMar>
+              <w:top w:w="60" w:type="dxa"/>
+              <w:bottom w:w="60" w:type="dxa"/>
+              <w:left w:w="110" w:type="dxa"/>
+              <w:right w:w="110" w:type="dxa"/>
+            </w:tcMar>
           </w:tcPr>
           <w:p>
+            <w:pPr>
+              <w:spacing w:after="40" w:before="40"/>
+            </w:pPr>
             <w:r>
+              <w:rPr>
+                <w:sz w:val="22"/>
+                <w:szCs w:val="22"/>
+              </w:rPr>
               <w:t>Total loss: cannot send or receive across all providers.</w:t>
             </w:r>
           </w:p>
@@ -183,9 +248,23 @@
         <w:tc>
           <w:tcPr>
             <w:tcW w:type="dxa" w:w="5046"/>
+            <w:vAlign w:val="center"/>
+            <w:tcMar>
+              <w:top w:w="60" w:type="dxa"/>
+              <w:bottom w:w="60" w:type="dxa"/>
+              <w:left w:w="110" w:type="dxa"/>
+              <w:right w:w="110" w:type="dxa"/>
+            </w:tcMar>
           </w:tcPr>
           <w:p>
+            <w:pPr>
+              <w:spacing w:after="40" w:before="40"/>
+            </w:pPr>
             <w:r>
+              <w:rPr>
+                <w:sz w:val="22"/>
+                <w:szCs w:val="22"/>
+              </w:rPr>
               <w:t>P2</w:t>
             </w:r>
           </w:p>
@@ -193,9 +272,23 @@
         <w:tc>
           <w:tcPr>
             <w:tcW w:type="dxa" w:w="5046"/>
+            <w:vAlign w:val="center"/>
+            <w:tcMar>
+              <w:top w:w="60" w:type="dxa"/>
+              <w:bottom w:w="60" w:type="dxa"/>
+              <w:left w:w="110" w:type="dxa"/>
+              <w:right w:w="110" w:type="dxa"/>
+            </w:tcMar>
           </w:tcPr>
           <w:p>
+            <w:pPr>
+              <w:spacing w:after="40" w:before="40"/>
+            </w:pPr>
             <w:r>
+              <w:rPr>
+                <w:sz w:val="22"/>
+                <w:szCs w:val="22"/>
+              </w:rPr>
               <w:t>Partial loss: cannot send or receive on a specific provider or some networks.</w:t>
             </w:r>
           </w:p>
@@ -205,9 +298,23 @@
         <w:tc>
           <w:tcPr>
             <w:tcW w:type="dxa" w:w="5046"/>
+            <w:vAlign w:val="center"/>
+            <w:tcMar>
+              <w:top w:w="60" w:type="dxa"/>
+              <w:bottom w:w="60" w:type="dxa"/>
+              <w:left w:w="110" w:type="dxa"/>
+              <w:right w:w="110" w:type="dxa"/>
+            </w:tcMar>
           </w:tcPr>
           <w:p>
+            <w:pPr>
+              <w:spacing w:after="40" w:before="40"/>
+            </w:pPr>
             <w:r>
+              <w:rPr>
+                <w:sz w:val="22"/>
+                <w:szCs w:val="22"/>
+              </w:rPr>
               <w:t>P3</w:t>
             </w:r>
           </w:p>
@@ -215,9 +322,23 @@
         <w:tc>
           <w:tcPr>
             <w:tcW w:type="dxa" w:w="5046"/>
+            <w:vAlign w:val="center"/>
+            <w:tcMar>
+              <w:top w:w="60" w:type="dxa"/>
+              <w:bottom w:w="60" w:type="dxa"/>
+              <w:left w:w="110" w:type="dxa"/>
+              <w:right w:w="110" w:type="dxa"/>
+            </w:tcMar>
           </w:tcPr>
           <w:p>
+            <w:pPr>
+              <w:spacing w:after="40" w:before="40"/>
+            </w:pPr>
             <w:r>
+              <w:rPr>
+                <w:sz w:val="22"/>
+                <w:szCs w:val="22"/>
+              </w:rPr>
               <w:t>Degraded service below agreed throughput or latency.</w:t>
             </w:r>
           </w:p>
@@ -227,9 +348,23 @@
         <w:tc>
           <w:tcPr>
             <w:tcW w:type="dxa" w:w="5046"/>
+            <w:vAlign w:val="center"/>
+            <w:tcMar>
+              <w:top w:w="60" w:type="dxa"/>
+              <w:bottom w:w="60" w:type="dxa"/>
+              <w:left w:w="110" w:type="dxa"/>
+              <w:right w:w="110" w:type="dxa"/>
+            </w:tcMar>
           </w:tcPr>
           <w:p>
+            <w:pPr>
+              <w:spacing w:after="40" w:before="40"/>
+            </w:pPr>
             <w:r>
+              <w:rPr>
+                <w:sz w:val="22"/>
+                <w:szCs w:val="22"/>
+              </w:rPr>
               <w:t>P4</w:t>
             </w:r>
           </w:p>
@@ -237,9 +372,23 @@
         <w:tc>
           <w:tcPr>
             <w:tcW w:type="dxa" w:w="5046"/>
+            <w:vAlign w:val="center"/>
+            <w:tcMar>
+              <w:top w:w="60" w:type="dxa"/>
+              <w:bottom w:w="60" w:type="dxa"/>
+              <w:left w:w="110" w:type="dxa"/>
+              <w:right w:w="110" w:type="dxa"/>
+            </w:tcMar>
           </w:tcPr>
           <w:p>
+            <w:pPr>
+              <w:spacing w:after="40" w:before="40"/>
+            </w:pPr>
             <w:r>
+              <w:rPr>
+                <w:sz w:val="22"/>
+                <w:szCs w:val="22"/>
+              </w:rPr>
               <w:t>Non current or intermittent faults, and other requests.</w:t>
             </w:r>
           </w:p>
@@ -262,9 +411,18 @@
     </w:p>
     <w:tbl>
       <w:tblPr>
-        <w:tblStyle w:val="Sinch"/>
+        <w:tblStyle w:val="TableGrid"/>
         <w:tblW w:type="auto" w:w="0"/>
         <w:tblLook w:firstColumn="1" w:firstRow="1" w:lastColumn="0" w:lastRow="0" w:noHBand="0" w:noVBand="1" w:val="04A0"/>
+        <w:jc w:val="center"/>
+        <w:tblBorders>
+          <w:top w:val="single" w:sz="4" w:space="0" w:color="B7C0CC"/>
+          <w:left w:val="single" w:sz="4" w:space="0" w:color="B7C0CC"/>
+          <w:bottom w:val="single" w:sz="4" w:space="0" w:color="B7C0CC"/>
+          <w:right w:val="single" w:sz="4" w:space="0" w:color="B7C0CC"/>
+          <w:insideH w:val="single" w:sz="4" w:space="0" w:color="B7C0CC"/>
+          <w:insideV w:val="single" w:sz="4" w:space="0" w:color="B7C0CC"/>
+        </w:tblBorders>
       </w:tblPr>
       <w:tblGrid>
         <w:gridCol w:w="2018"/>
@@ -277,11 +435,25 @@
         <w:tc>
           <w:tcPr>
             <w:tcW w:type="dxa" w:w="2018"/>
+            <w:vAlign w:val="center"/>
+            <w:tcMar>
+              <w:top w:w="60" w:type="dxa"/>
+              <w:bottom w:w="60" w:type="dxa"/>
+              <w:left w:w="110" w:type="dxa"/>
+              <w:right w:w="110" w:type="dxa"/>
+            </w:tcMar>
+            <w:shd w:val="clear" w:color="auto" w:fill="1B3A5B"/>
           </w:tcPr>
           <w:p>
+            <w:pPr>
+              <w:spacing w:after="40" w:before="40"/>
+            </w:pPr>
             <w:r>
               <w:rPr>
-                <w:b/>
+                <w:b w:val="true"/>
+                <w:color w:val="FFFFFF"/>
+                <w:sz w:val="24"/>
+                <w:szCs w:val="24"/>
               </w:rPr>
               <w:t>Stage</w:t>
             </w:r>
@@ -290,11 +462,25 @@
         <w:tc>
           <w:tcPr>
             <w:tcW w:type="dxa" w:w="2018"/>
+            <w:vAlign w:val="center"/>
+            <w:tcMar>
+              <w:top w:w="60" w:type="dxa"/>
+              <w:bottom w:w="60" w:type="dxa"/>
+              <w:left w:w="110" w:type="dxa"/>
+              <w:right w:w="110" w:type="dxa"/>
+            </w:tcMar>
+            <w:shd w:val="clear" w:color="auto" w:fill="1B3A5B"/>
           </w:tcPr>
           <w:p>
+            <w:pPr>
+              <w:spacing w:after="40" w:before="40"/>
+            </w:pPr>
             <w:r>
               <w:rPr>
-                <w:b/>
+                <w:b w:val="true"/>
+                <w:color w:val="FFFFFF"/>
+                <w:sz w:val="24"/>
+                <w:szCs w:val="24"/>
               </w:rPr>
               <w:t>P1</w:t>
             </w:r>
@@ -303,11 +489,25 @@
         <w:tc>
           <w:tcPr>
             <w:tcW w:type="dxa" w:w="2018"/>
+            <w:vAlign w:val="center"/>
+            <w:tcMar>
+              <w:top w:w="60" w:type="dxa"/>
+              <w:bottom w:w="60" w:type="dxa"/>
+              <w:left w:w="110" w:type="dxa"/>
+              <w:right w:w="110" w:type="dxa"/>
+            </w:tcMar>
+            <w:shd w:val="clear" w:color="auto" w:fill="1B3A5B"/>
           </w:tcPr>
           <w:p>
+            <w:pPr>
+              <w:spacing w:after="40" w:before="40"/>
+            </w:pPr>
             <w:r>
               <w:rPr>
-                <w:b/>
+                <w:b w:val="true"/>
+                <w:color w:val="FFFFFF"/>
+                <w:sz w:val="24"/>
+                <w:szCs w:val="24"/>
               </w:rPr>
               <w:t>P2</w:t>
             </w:r>
@@ -316,11 +516,25 @@
         <w:tc>
           <w:tcPr>
             <w:tcW w:type="dxa" w:w="2018"/>
+            <w:vAlign w:val="center"/>
+            <w:tcMar>
+              <w:top w:w="60" w:type="dxa"/>
+              <w:bottom w:w="60" w:type="dxa"/>
+              <w:left w:w="110" w:type="dxa"/>
+              <w:right w:w="110" w:type="dxa"/>
+            </w:tcMar>
+            <w:shd w:val="clear" w:color="auto" w:fill="1B3A5B"/>
           </w:tcPr>
           <w:p>
+            <w:pPr>
+              <w:spacing w:after="40" w:before="40"/>
+            </w:pPr>
             <w:r>
               <w:rPr>
-                <w:b/>
+                <w:b w:val="true"/>
+                <w:color w:val="FFFFFF"/>
+                <w:sz w:val="24"/>
+                <w:szCs w:val="24"/>
               </w:rPr>
               <w:t>P3</w:t>
             </w:r>
@@ -329,11 +543,25 @@
         <w:tc>
           <w:tcPr>
             <w:tcW w:type="dxa" w:w="2018"/>
+            <w:vAlign w:val="center"/>
+            <w:tcMar>
+              <w:top w:w="60" w:type="dxa"/>
+              <w:bottom w:w="60" w:type="dxa"/>
+              <w:left w:w="110" w:type="dxa"/>
+              <w:right w:w="110" w:type="dxa"/>
+            </w:tcMar>
+            <w:shd w:val="clear" w:color="auto" w:fill="1B3A5B"/>
           </w:tcPr>
           <w:p>
+            <w:pPr>
+              <w:spacing w:after="40" w:before="40"/>
+            </w:pPr>
             <w:r>
               <w:rPr>
-                <w:b/>
+                <w:b w:val="true"/>
+                <w:color w:val="FFFFFF"/>
+                <w:sz w:val="24"/>
+                <w:szCs w:val="24"/>
               </w:rPr>
               <w:t>P4</w:t>
             </w:r>
@@ -344,9 +572,23 @@
         <w:tc>
           <w:tcPr>
             <w:tcW w:type="dxa" w:w="2018"/>
+            <w:vAlign w:val="center"/>
+            <w:tcMar>
+              <w:top w:w="60" w:type="dxa"/>
+              <w:bottom w:w="60" w:type="dxa"/>
+              <w:left w:w="110" w:type="dxa"/>
+              <w:right w:w="110" w:type="dxa"/>
+            </w:tcMar>
           </w:tcPr>
           <w:p>
+            <w:pPr>
+              <w:spacing w:after="40" w:before="40"/>
+            </w:pPr>
             <w:r>
+              <w:rPr>
+                <w:sz w:val="22"/>
+                <w:szCs w:val="22"/>
+              </w:rPr>
               <w:t>Initial response</w:t>
             </w:r>
           </w:p>
@@ -354,9 +596,23 @@
         <w:tc>
           <w:tcPr>
             <w:tcW w:type="dxa" w:w="2018"/>
+            <w:vAlign w:val="center"/>
+            <w:tcMar>
+              <w:top w:w="60" w:type="dxa"/>
+              <w:bottom w:w="60" w:type="dxa"/>
+              <w:left w:w="110" w:type="dxa"/>
+              <w:right w:w="110" w:type="dxa"/>
+            </w:tcMar>
           </w:tcPr>
           <w:p>
+            <w:pPr>
+              <w:spacing w:after="40" w:before="40"/>
+            </w:pPr>
             <w:r>
+              <w:rPr>
+                <w:sz w:val="22"/>
+                <w:szCs w:val="22"/>
+              </w:rPr>
               <w:t>30 minutes</w:t>
             </w:r>
           </w:p>
@@ -364,9 +620,23 @@
         <w:tc>
           <w:tcPr>
             <w:tcW w:type="dxa" w:w="2018"/>
+            <w:vAlign w:val="center"/>
+            <w:tcMar>
+              <w:top w:w="60" w:type="dxa"/>
+              <w:bottom w:w="60" w:type="dxa"/>
+              <w:left w:w="110" w:type="dxa"/>
+              <w:right w:w="110" w:type="dxa"/>
+            </w:tcMar>
           </w:tcPr>
           <w:p>
+            <w:pPr>
+              <w:spacing w:after="40" w:before="40"/>
+            </w:pPr>
             <w:r>
+              <w:rPr>
+                <w:sz w:val="22"/>
+                <w:szCs w:val="22"/>
+              </w:rPr>
               <w:t>1 hour</w:t>
             </w:r>
           </w:p>
@@ -374,9 +644,23 @@
         <w:tc>
           <w:tcPr>
             <w:tcW w:type="dxa" w:w="2018"/>
+            <w:vAlign w:val="center"/>
+            <w:tcMar>
+              <w:top w:w="60" w:type="dxa"/>
+              <w:bottom w:w="60" w:type="dxa"/>
+              <w:left w:w="110" w:type="dxa"/>
+              <w:right w:w="110" w:type="dxa"/>
+            </w:tcMar>
           </w:tcPr>
           <w:p>
+            <w:pPr>
+              <w:spacing w:after="40" w:before="40"/>
+            </w:pPr>
             <w:r>
+              <w:rPr>
+                <w:sz w:val="22"/>
+                <w:szCs w:val="22"/>
+              </w:rPr>
               <w:t>24 hours</w:t>
             </w:r>
           </w:p>
@@ -384,9 +668,23 @@
         <w:tc>
           <w:tcPr>
             <w:tcW w:type="dxa" w:w="2018"/>
+            <w:vAlign w:val="center"/>
+            <w:tcMar>
+              <w:top w:w="60" w:type="dxa"/>
+              <w:bottom w:w="60" w:type="dxa"/>
+              <w:left w:w="110" w:type="dxa"/>
+              <w:right w:w="110" w:type="dxa"/>
+            </w:tcMar>
           </w:tcPr>
           <w:p>
+            <w:pPr>
+              <w:spacing w:after="40" w:before="40"/>
+            </w:pPr>
             <w:r>
+              <w:rPr>
+                <w:sz w:val="22"/>
+                <w:szCs w:val="22"/>
+              </w:rPr>
               <w:t>48 hours</w:t>
             </w:r>
           </w:p>
@@ -396,9 +694,23 @@
         <w:tc>
           <w:tcPr>
             <w:tcW w:type="dxa" w:w="2018"/>
+            <w:vAlign w:val="center"/>
+            <w:tcMar>
+              <w:top w:w="60" w:type="dxa"/>
+              <w:bottom w:w="60" w:type="dxa"/>
+              <w:left w:w="110" w:type="dxa"/>
+              <w:right w:w="110" w:type="dxa"/>
+            </w:tcMar>
           </w:tcPr>
           <w:p>
+            <w:pPr>
+              <w:spacing w:after="40" w:before="40"/>
+            </w:pPr>
             <w:r>
+              <w:rPr>
+                <w:sz w:val="22"/>
+                <w:szCs w:val="22"/>
+              </w:rPr>
               <w:t>Target restoration</w:t>
             </w:r>
           </w:p>
@@ -406,9 +718,23 @@
         <w:tc>
           <w:tcPr>
             <w:tcW w:type="dxa" w:w="2018"/>
+            <w:vAlign w:val="center"/>
+            <w:tcMar>
+              <w:top w:w="60" w:type="dxa"/>
+              <w:bottom w:w="60" w:type="dxa"/>
+              <w:left w:w="110" w:type="dxa"/>
+              <w:right w:w="110" w:type="dxa"/>
+            </w:tcMar>
           </w:tcPr>
           <w:p>
+            <w:pPr>
+              <w:spacing w:after="40" w:before="40"/>
+            </w:pPr>
             <w:r>
+              <w:rPr>
+                <w:sz w:val="22"/>
+                <w:szCs w:val="22"/>
+              </w:rPr>
               <w:t>2 hours</w:t>
             </w:r>
           </w:p>
@@ -416,9 +742,23 @@
         <w:tc>
           <w:tcPr>
             <w:tcW w:type="dxa" w:w="2018"/>
+            <w:vAlign w:val="center"/>
+            <w:tcMar>
+              <w:top w:w="60" w:type="dxa"/>
+              <w:bottom w:w="60" w:type="dxa"/>
+              <w:left w:w="110" w:type="dxa"/>
+              <w:right w:w="110" w:type="dxa"/>
+            </w:tcMar>
           </w:tcPr>
           <w:p>
+            <w:pPr>
+              <w:spacing w:after="40" w:before="40"/>
+            </w:pPr>
             <w:r>
+              <w:rPr>
+                <w:sz w:val="22"/>
+                <w:szCs w:val="22"/>
+              </w:rPr>
               <w:t>4 hours</w:t>
             </w:r>
           </w:p>
@@ -426,9 +766,23 @@
         <w:tc>
           <w:tcPr>
             <w:tcW w:type="dxa" w:w="2018"/>
+            <w:vAlign w:val="center"/>
+            <w:tcMar>
+              <w:top w:w="60" w:type="dxa"/>
+              <w:bottom w:w="60" w:type="dxa"/>
+              <w:left w:w="110" w:type="dxa"/>
+              <w:right w:w="110" w:type="dxa"/>
+            </w:tcMar>
           </w:tcPr>
           <w:p>
+            <w:pPr>
+              <w:spacing w:after="40" w:before="40"/>
+            </w:pPr>
             <w:r>
+              <w:rPr>
+                <w:sz w:val="22"/>
+                <w:szCs w:val="22"/>
+              </w:rPr>
               <w:t>2 working days</w:t>
             </w:r>
           </w:p>
@@ -436,9 +790,23 @@
         <w:tc>
           <w:tcPr>
             <w:tcW w:type="dxa" w:w="2018"/>
+            <w:vAlign w:val="center"/>
+            <w:tcMar>
+              <w:top w:w="60" w:type="dxa"/>
+              <w:bottom w:w="60" w:type="dxa"/>
+              <w:left w:w="110" w:type="dxa"/>
+              <w:right w:w="110" w:type="dxa"/>
+            </w:tcMar>
           </w:tcPr>
           <w:p>
+            <w:pPr>
+              <w:spacing w:after="40" w:before="40"/>
+            </w:pPr>
             <w:r>
+              <w:rPr>
+                <w:sz w:val="22"/>
+                <w:szCs w:val="22"/>
+              </w:rPr>
               <w:t>7 working days</w:t>
             </w:r>
           </w:p>
@@ -448,9 +816,23 @@
         <w:tc>
           <w:tcPr>
             <w:tcW w:type="dxa" w:w="2018"/>
+            <w:vAlign w:val="center"/>
+            <w:tcMar>
+              <w:top w:w="60" w:type="dxa"/>
+              <w:bottom w:w="60" w:type="dxa"/>
+              <w:left w:w="110" w:type="dxa"/>
+              <w:right w:w="110" w:type="dxa"/>
+            </w:tcMar>
           </w:tcPr>
           <w:p>
+            <w:pPr>
+              <w:spacing w:after="40" w:before="40"/>
+            </w:pPr>
             <w:r>
+              <w:rPr>
+                <w:sz w:val="22"/>
+                <w:szCs w:val="22"/>
+              </w:rPr>
               <w:t>Target resolution</w:t>
             </w:r>
           </w:p>
@@ -458,9 +840,23 @@
         <w:tc>
           <w:tcPr>
             <w:tcW w:type="dxa" w:w="2018"/>
+            <w:vAlign w:val="center"/>
+            <w:tcMar>
+              <w:top w:w="60" w:type="dxa"/>
+              <w:bottom w:w="60" w:type="dxa"/>
+              <w:left w:w="110" w:type="dxa"/>
+              <w:right w:w="110" w:type="dxa"/>
+            </w:tcMar>
           </w:tcPr>
           <w:p>
+            <w:pPr>
+              <w:spacing w:after="40" w:before="40"/>
+            </w:pPr>
             <w:r>
+              <w:rPr>
+                <w:sz w:val="22"/>
+                <w:szCs w:val="22"/>
+              </w:rPr>
               <w:t>5 days</w:t>
             </w:r>
           </w:p>
@@ -468,9 +864,23 @@
         <w:tc>
           <w:tcPr>
             <w:tcW w:type="dxa" w:w="2018"/>
+            <w:vAlign w:val="center"/>
+            <w:tcMar>
+              <w:top w:w="60" w:type="dxa"/>
+              <w:bottom w:w="60" w:type="dxa"/>
+              <w:left w:w="110" w:type="dxa"/>
+              <w:right w:w="110" w:type="dxa"/>
+            </w:tcMar>
           </w:tcPr>
           <w:p>
+            <w:pPr>
+              <w:spacing w:after="40" w:before="40"/>
+            </w:pPr>
             <w:r>
+              <w:rPr>
+                <w:sz w:val="22"/>
+                <w:szCs w:val="22"/>
+              </w:rPr>
               <w:t>10 days</w:t>
             </w:r>
           </w:p>
@@ -478,9 +888,23 @@
         <w:tc>
           <w:tcPr>
             <w:tcW w:type="dxa" w:w="2018"/>
+            <w:vAlign w:val="center"/>
+            <w:tcMar>
+              <w:top w:w="60" w:type="dxa"/>
+              <w:bottom w:w="60" w:type="dxa"/>
+              <w:left w:w="110" w:type="dxa"/>
+              <w:right w:w="110" w:type="dxa"/>
+            </w:tcMar>
           </w:tcPr>
           <w:p>
+            <w:pPr>
+              <w:spacing w:after="40" w:before="40"/>
+            </w:pPr>
             <w:r>
+              <w:rPr>
+                <w:sz w:val="22"/>
+                <w:szCs w:val="22"/>
+              </w:rPr>
               <w:t>15 days</w:t>
             </w:r>
           </w:p>
@@ -488,9 +912,23 @@
         <w:tc>
           <w:tcPr>
             <w:tcW w:type="dxa" w:w="2018"/>
+            <w:vAlign w:val="center"/>
+            <w:tcMar>
+              <w:top w:w="60" w:type="dxa"/>
+              <w:bottom w:w="60" w:type="dxa"/>
+              <w:left w:w="110" w:type="dxa"/>
+              <w:right w:w="110" w:type="dxa"/>
+            </w:tcMar>
           </w:tcPr>
           <w:p>
+            <w:pPr>
+              <w:spacing w:after="40" w:before="40"/>
+            </w:pPr>
             <w:r>
+              <w:rPr>
+                <w:sz w:val="22"/>
+                <w:szCs w:val="22"/>
+              </w:rPr>
               <w:t>30 days</w:t>
             </w:r>
           </w:p>
@@ -500,9 +938,23 @@
         <w:tc>
           <w:tcPr>
             <w:tcW w:type="dxa" w:w="2018"/>
+            <w:vAlign w:val="center"/>
+            <w:tcMar>
+              <w:top w:w="60" w:type="dxa"/>
+              <w:bottom w:w="60" w:type="dxa"/>
+              <w:left w:w="110" w:type="dxa"/>
+              <w:right w:w="110" w:type="dxa"/>
+            </w:tcMar>
           </w:tcPr>
           <w:p>
+            <w:pPr>
+              <w:spacing w:after="40" w:before="40"/>
+            </w:pPr>
             <w:r>
+              <w:rPr>
+                <w:sz w:val="22"/>
+                <w:szCs w:val="22"/>
+              </w:rPr>
               <w:t>Progress reports</w:t>
             </w:r>
           </w:p>
@@ -510,9 +962,23 @@
         <w:tc>
           <w:tcPr>
             <w:tcW w:type="dxa" w:w="2018"/>
+            <w:vAlign w:val="center"/>
+            <w:tcMar>
+              <w:top w:w="60" w:type="dxa"/>
+              <w:bottom w:w="60" w:type="dxa"/>
+              <w:left w:w="110" w:type="dxa"/>
+              <w:right w:w="110" w:type="dxa"/>
+            </w:tcMar>
           </w:tcPr>
           <w:p>
+            <w:pPr>
+              <w:spacing w:after="40" w:before="40"/>
+            </w:pPr>
             <w:r>
+              <w:rPr>
+                <w:sz w:val="22"/>
+                <w:szCs w:val="22"/>
+              </w:rPr>
               <w:t>Every 60 minutes</w:t>
             </w:r>
           </w:p>
@@ -520,9 +986,23 @@
         <w:tc>
           <w:tcPr>
             <w:tcW w:type="dxa" w:w="2018"/>
+            <w:vAlign w:val="center"/>
+            <w:tcMar>
+              <w:top w:w="60" w:type="dxa"/>
+              <w:bottom w:w="60" w:type="dxa"/>
+              <w:left w:w="110" w:type="dxa"/>
+              <w:right w:w="110" w:type="dxa"/>
+            </w:tcMar>
           </w:tcPr>
           <w:p>
+            <w:pPr>
+              <w:spacing w:after="40" w:before="40"/>
+            </w:pPr>
             <w:r>
+              <w:rPr>
+                <w:sz w:val="22"/>
+                <w:szCs w:val="22"/>
+              </w:rPr>
               <w:t>Every 4 hours</w:t>
             </w:r>
           </w:p>
@@ -530,9 +1010,23 @@
         <w:tc>
           <w:tcPr>
             <w:tcW w:type="dxa" w:w="2018"/>
+            <w:vAlign w:val="center"/>
+            <w:tcMar>
+              <w:top w:w="60" w:type="dxa"/>
+              <w:bottom w:w="60" w:type="dxa"/>
+              <w:left w:w="110" w:type="dxa"/>
+              <w:right w:w="110" w:type="dxa"/>
+            </w:tcMar>
           </w:tcPr>
           <w:p>
+            <w:pPr>
+              <w:spacing w:after="40" w:before="40"/>
+            </w:pPr>
             <w:r>
+              <w:rPr>
+                <w:sz w:val="22"/>
+                <w:szCs w:val="22"/>
+              </w:rPr>
               <w:t>At resolution</w:t>
             </w:r>
           </w:p>
@@ -540,9 +1034,23 @@
         <w:tc>
           <w:tcPr>
             <w:tcW w:type="dxa" w:w="2018"/>
+            <w:vAlign w:val="center"/>
+            <w:tcMar>
+              <w:top w:w="60" w:type="dxa"/>
+              <w:bottom w:w="60" w:type="dxa"/>
+              <w:left w:w="110" w:type="dxa"/>
+              <w:right w:w="110" w:type="dxa"/>
+            </w:tcMar>
           </w:tcPr>
           <w:p>
+            <w:pPr>
+              <w:spacing w:after="40" w:before="40"/>
+            </w:pPr>
             <w:r>
+              <w:rPr>
+                <w:sz w:val="22"/>
+                <w:szCs w:val="22"/>
+              </w:rPr>
               <w:t>At resolution</w:t>
             </w:r>
           </w:p>
@@ -565,9 +1073,18 @@
     </w:p>
     <w:tbl>
       <w:tblPr>
-        <w:tblStyle w:val="Sinch"/>
+        <w:tblStyle w:val="TableGrid"/>
         <w:tblW w:type="auto" w:w="0"/>
         <w:tblLook w:firstColumn="1" w:firstRow="1" w:lastColumn="0" w:lastRow="0" w:noHBand="0" w:noVBand="1" w:val="04A0"/>
+        <w:jc w:val="center"/>
+        <w:tblBorders>
+          <w:top w:val="single" w:sz="4" w:space="0" w:color="B7C0CC"/>
+          <w:left w:val="single" w:sz="4" w:space="0" w:color="B7C0CC"/>
+          <w:bottom w:val="single" w:sz="4" w:space="0" w:color="B7C0CC"/>
+          <w:right w:val="single" w:sz="4" w:space="0" w:color="B7C0CC"/>
+          <w:insideH w:val="single" w:sz="4" w:space="0" w:color="B7C0CC"/>
+          <w:insideV w:val="single" w:sz="4" w:space="0" w:color="B7C0CC"/>
+        </w:tblBorders>
       </w:tblPr>
       <w:tblGrid>
         <w:gridCol w:w="3364"/>
@@ -578,11 +1095,25 @@
         <w:tc>
           <w:tcPr>
             <w:tcW w:type="dxa" w:w="3364"/>
+            <w:vAlign w:val="center"/>
+            <w:tcMar>
+              <w:top w:w="60" w:type="dxa"/>
+              <w:bottom w:w="60" w:type="dxa"/>
+              <w:left w:w="110" w:type="dxa"/>
+              <w:right w:w="110" w:type="dxa"/>
+            </w:tcMar>
+            <w:shd w:val="clear" w:color="auto" w:fill="1B3A5B"/>
           </w:tcPr>
           <w:p>
+            <w:pPr>
+              <w:spacing w:after="40" w:before="40"/>
+            </w:pPr>
             <w:r>
               <w:rPr>
-                <w:b/>
+                <w:b w:val="true"/>
+                <w:color w:val="FFFFFF"/>
+                <w:sz w:val="24"/>
+                <w:szCs w:val="24"/>
               </w:rPr>
               <w:t>Portal</w:t>
             </w:r>
@@ -591,11 +1122,25 @@
         <w:tc>
           <w:tcPr>
             <w:tcW w:type="dxa" w:w="3364"/>
+            <w:vAlign w:val="center"/>
+            <w:tcMar>
+              <w:top w:w="60" w:type="dxa"/>
+              <w:bottom w:w="60" w:type="dxa"/>
+              <w:left w:w="110" w:type="dxa"/>
+              <w:right w:w="110" w:type="dxa"/>
+            </w:tcMar>
+            <w:shd w:val="clear" w:color="auto" w:fill="1B3A5B"/>
           </w:tcPr>
           <w:p>
+            <w:pPr>
+              <w:spacing w:after="40" w:before="40"/>
+            </w:pPr>
             <w:r>
               <w:rPr>
-                <w:b/>
+                <w:b w:val="true"/>
+                <w:color w:val="FFFFFF"/>
+                <w:sz w:val="24"/>
+                <w:szCs w:val="24"/>
               </w:rPr>
               <w:t>Link</w:t>
             </w:r>
@@ -604,11 +1149,25 @@
         <w:tc>
           <w:tcPr>
             <w:tcW w:type="dxa" w:w="3364"/>
+            <w:vAlign w:val="center"/>
+            <w:tcMar>
+              <w:top w:w="60" w:type="dxa"/>
+              <w:bottom w:w="60" w:type="dxa"/>
+              <w:left w:w="110" w:type="dxa"/>
+              <w:right w:w="110" w:type="dxa"/>
+            </w:tcMar>
+            <w:shd w:val="clear" w:color="auto" w:fill="1B3A5B"/>
           </w:tcPr>
           <w:p>
+            <w:pPr>
+              <w:spacing w:after="40" w:before="40"/>
+            </w:pPr>
             <w:r>
               <w:rPr>
-                <w:b/>
+                <w:b w:val="true"/>
+                <w:color w:val="FFFFFF"/>
+                <w:sz w:val="24"/>
+                <w:szCs w:val="24"/>
               </w:rPr>
               <w:t>What it gives Nordea</w:t>
             </w:r>
@@ -619,9 +1178,23 @@
         <w:tc>
           <w:tcPr>
             <w:tcW w:type="dxa" w:w="3364"/>
+            <w:vAlign w:val="center"/>
+            <w:tcMar>
+              <w:top w:w="60" w:type="dxa"/>
+              <w:bottom w:w="60" w:type="dxa"/>
+              <w:left w:w="110" w:type="dxa"/>
+              <w:right w:w="110" w:type="dxa"/>
+            </w:tcMar>
           </w:tcPr>
           <w:p>
+            <w:pPr>
+              <w:spacing w:after="40" w:before="40"/>
+            </w:pPr>
             <w:r>
+              <w:rPr>
+                <w:sz w:val="22"/>
+                <w:szCs w:val="22"/>
+              </w:rPr>
               <w:t>Real-time status</w:t>
             </w:r>
           </w:p>
@@ -629,9 +1202,23 @@
         <w:tc>
           <w:tcPr>
             <w:tcW w:type="dxa" w:w="3364"/>
+            <w:vAlign w:val="center"/>
+            <w:tcMar>
+              <w:top w:w="60" w:type="dxa"/>
+              <w:bottom w:w="60" w:type="dxa"/>
+              <w:left w:w="110" w:type="dxa"/>
+              <w:right w:w="110" w:type="dxa"/>
+            </w:tcMar>
           </w:tcPr>
           <w:p>
+            <w:pPr>
+              <w:spacing w:after="40" w:before="40"/>
+            </w:pPr>
             <w:r>
+              <w:rPr>
+                <w:sz w:val="22"/>
+                <w:szCs w:val="22"/>
+              </w:rPr>
               <w:t>status.sinch.com</w:t>
             </w:r>
           </w:p>
@@ -639,9 +1226,23 @@
         <w:tc>
           <w:tcPr>
             <w:tcW w:type="dxa" w:w="3364"/>
+            <w:vAlign w:val="center"/>
+            <w:tcMar>
+              <w:top w:w="60" w:type="dxa"/>
+              <w:bottom w:w="60" w:type="dxa"/>
+              <w:left w:w="110" w:type="dxa"/>
+              <w:right w:w="110" w:type="dxa"/>
+            </w:tcMar>
           </w:tcPr>
           <w:p>
+            <w:pPr>
+              <w:spacing w:after="40" w:before="40"/>
+            </w:pPr>
             <w:r>
+              <w:rPr>
+                <w:sz w:val="22"/>
+                <w:szCs w:val="22"/>
+              </w:rPr>
               <w:t>Live health, scope of impact, and progress during a disruption.</w:t>
             </w:r>
           </w:p>
@@ -651,9 +1252,23 @@
         <w:tc>
           <w:tcPr>
             <w:tcW w:type="dxa" w:w="3364"/>
+            <w:vAlign w:val="center"/>
+            <w:tcMar>
+              <w:top w:w="60" w:type="dxa"/>
+              <w:bottom w:w="60" w:type="dxa"/>
+              <w:left w:w="110" w:type="dxa"/>
+              <w:right w:w="110" w:type="dxa"/>
+            </w:tcMar>
           </w:tcPr>
           <w:p>
+            <w:pPr>
+              <w:spacing w:after="40" w:before="40"/>
+            </w:pPr>
             <w:r>
+              <w:rPr>
+                <w:sz w:val="22"/>
+                <w:szCs w:val="22"/>
+              </w:rPr>
               <w:t>Uptime history</w:t>
             </w:r>
           </w:p>
@@ -661,9 +1276,23 @@
         <w:tc>
           <w:tcPr>
             <w:tcW w:type="dxa" w:w="3364"/>
+            <w:vAlign w:val="center"/>
+            <w:tcMar>
+              <w:top w:w="60" w:type="dxa"/>
+              <w:bottom w:w="60" w:type="dxa"/>
+              <w:left w:w="110" w:type="dxa"/>
+              <w:right w:w="110" w:type="dxa"/>
+            </w:tcMar>
           </w:tcPr>
           <w:p>
+            <w:pPr>
+              <w:spacing w:after="40" w:before="40"/>
+            </w:pPr>
             <w:r>
+              <w:rPr>
+                <w:sz w:val="22"/>
+                <w:szCs w:val="22"/>
+              </w:rPr>
               <w:t>monitor.sinch.com</w:t>
             </w:r>
           </w:p>
@@ -671,9 +1300,23 @@
         <w:tc>
           <w:tcPr>
             <w:tcW w:type="dxa" w:w="3364"/>
+            <w:vAlign w:val="center"/>
+            <w:tcMar>
+              <w:top w:w="60" w:type="dxa"/>
+              <w:bottom w:w="60" w:type="dxa"/>
+              <w:left w:w="110" w:type="dxa"/>
+              <w:right w:w="110" w:type="dxa"/>
+            </w:tcMar>
           </w:tcPr>
           <w:p>
+            <w:pPr>
+              <w:spacing w:after="40" w:before="40"/>
+            </w:pPr>
             <w:r>
+              <w:rPr>
+                <w:sz w:val="22"/>
+                <w:szCs w:val="22"/>
+              </w:rPr>
               <w:t>Long term uptime and our track record.</w:t>
             </w:r>
           </w:p>
@@ -804,9 +1447,18 @@
     </w:p>
     <w:tbl>
       <w:tblPr>
-        <w:tblStyle w:val="Sinch"/>
+        <w:tblStyle w:val="TableGrid"/>
         <w:tblW w:type="auto" w:w="0"/>
         <w:tblLook w:firstColumn="1" w:firstRow="1" w:lastColumn="0" w:lastRow="0" w:noHBand="0" w:noVBand="1" w:val="04A0"/>
+        <w:jc w:val="center"/>
+        <w:tblBorders>
+          <w:top w:val="single" w:sz="4" w:space="0" w:color="B7C0CC"/>
+          <w:left w:val="single" w:sz="4" w:space="0" w:color="B7C0CC"/>
+          <w:bottom w:val="single" w:sz="4" w:space="0" w:color="B7C0CC"/>
+          <w:right w:val="single" w:sz="4" w:space="0" w:color="B7C0CC"/>
+          <w:insideH w:val="single" w:sz="4" w:space="0" w:color="B7C0CC"/>
+          <w:insideV w:val="single" w:sz="4" w:space="0" w:color="B7C0CC"/>
+        </w:tblBorders>
       </w:tblPr>
       <w:tblGrid>
         <w:gridCol w:w="5046"/>
@@ -816,11 +1468,25 @@
         <w:tc>
           <w:tcPr>
             <w:tcW w:type="dxa" w:w="5046"/>
+            <w:vAlign w:val="center"/>
+            <w:tcMar>
+              <w:top w:w="60" w:type="dxa"/>
+              <w:bottom w:w="60" w:type="dxa"/>
+              <w:left w:w="110" w:type="dxa"/>
+              <w:right w:w="110" w:type="dxa"/>
+            </w:tcMar>
+            <w:shd w:val="clear" w:color="auto" w:fill="1B3A5B"/>
           </w:tcPr>
           <w:p>
+            <w:pPr>
+              <w:spacing w:after="40" w:before="40"/>
+            </w:pPr>
             <w:r>
               <w:rPr>
-                <w:b/>
+                <w:b w:val="true"/>
+                <w:color w:val="FFFFFF"/>
+                <w:sz w:val="24"/>
+                <w:szCs w:val="24"/>
               </w:rPr>
               <w:t>Focus</w:t>
             </w:r>
@@ -829,11 +1495,25 @@
         <w:tc>
           <w:tcPr>
             <w:tcW w:type="dxa" w:w="5046"/>
+            <w:vAlign w:val="center"/>
+            <w:tcMar>
+              <w:top w:w="60" w:type="dxa"/>
+              <w:bottom w:w="60" w:type="dxa"/>
+              <w:left w:w="110" w:type="dxa"/>
+              <w:right w:w="110" w:type="dxa"/>
+            </w:tcMar>
+            <w:shd w:val="clear" w:color="auto" w:fill="1B3A5B"/>
           </w:tcPr>
           <w:p>
+            <w:pPr>
+              <w:spacing w:after="40" w:before="40"/>
+            </w:pPr>
             <w:r>
               <w:rPr>
-                <w:b/>
+                <w:b w:val="true"/>
+                <w:color w:val="FFFFFF"/>
+                <w:sz w:val="24"/>
+                <w:szCs w:val="24"/>
               </w:rPr>
               <w:t>What I do</w:t>
             </w:r>
@@ -844,9 +1524,23 @@
         <w:tc>
           <w:tcPr>
             <w:tcW w:type="dxa" w:w="5046"/>
+            <w:vAlign w:val="center"/>
+            <w:tcMar>
+              <w:top w:w="60" w:type="dxa"/>
+              <w:bottom w:w="60" w:type="dxa"/>
+              <w:left w:w="110" w:type="dxa"/>
+              <w:right w:w="110" w:type="dxa"/>
+            </w:tcMar>
           </w:tcPr>
           <w:p>
+            <w:pPr>
+              <w:spacing w:after="40" w:before="40"/>
+            </w:pPr>
             <w:r>
+              <w:rPr>
+                <w:sz w:val="22"/>
+                <w:szCs w:val="22"/>
+              </w:rPr>
               <w:t>Restore service first</w:t>
             </w:r>
           </w:p>
@@ -854,9 +1548,23 @@
         <w:tc>
           <w:tcPr>
             <w:tcW w:type="dxa" w:w="5046"/>
+            <w:vAlign w:val="center"/>
+            <w:tcMar>
+              <w:top w:w="60" w:type="dxa"/>
+              <w:bottom w:w="60" w:type="dxa"/>
+              <w:left w:w="110" w:type="dxa"/>
+              <w:right w:w="110" w:type="dxa"/>
+            </w:tcMar>
           </w:tcPr>
           <w:p>
+            <w:pPr>
+              <w:spacing w:after="40" w:before="40"/>
+            </w:pPr>
             <w:r>
+              <w:rPr>
+                <w:sz w:val="22"/>
+                <w:szCs w:val="22"/>
+              </w:rPr>
               <w:t>The immediate priority is getting Nordea sending again.</w:t>
             </w:r>
           </w:p>
@@ -866,9 +1574,23 @@
         <w:tc>
           <w:tcPr>
             <w:tcW w:type="dxa" w:w="5046"/>
+            <w:vAlign w:val="center"/>
+            <w:tcMar>
+              <w:top w:w="60" w:type="dxa"/>
+              <w:bottom w:w="60" w:type="dxa"/>
+              <w:left w:w="110" w:type="dxa"/>
+              <w:right w:w="110" w:type="dxa"/>
+            </w:tcMar>
           </w:tcPr>
           <w:p>
+            <w:pPr>
+              <w:spacing w:after="40" w:before="40"/>
+            </w:pPr>
             <w:r>
+              <w:rPr>
+                <w:sz w:val="22"/>
+                <w:szCs w:val="22"/>
+              </w:rPr>
               <w:t>Single point of contact</w:t>
             </w:r>
           </w:p>
@@ -876,9 +1598,23 @@
         <w:tc>
           <w:tcPr>
             <w:tcW w:type="dxa" w:w="5046"/>
+            <w:vAlign w:val="center"/>
+            <w:tcMar>
+              <w:top w:w="60" w:type="dxa"/>
+              <w:bottom w:w="60" w:type="dxa"/>
+              <w:left w:w="110" w:type="dxa"/>
+              <w:right w:w="110" w:type="dxa"/>
+            </w:tcMar>
           </w:tcPr>
           <w:p>
+            <w:pPr>
+              <w:spacing w:after="40" w:before="40"/>
+            </w:pPr>
             <w:r>
+              <w:rPr>
+                <w:sz w:val="22"/>
+                <w:szCs w:val="22"/>
+              </w:rPr>
               <w:t>The TAM owns the message, so Nordea never chases several people.</w:t>
             </w:r>
           </w:p>
@@ -888,9 +1624,23 @@
         <w:tc>
           <w:tcPr>
             <w:tcW w:type="dxa" w:w="5046"/>
+            <w:vAlign w:val="center"/>
+            <w:tcMar>
+              <w:top w:w="60" w:type="dxa"/>
+              <w:bottom w:w="60" w:type="dxa"/>
+              <w:left w:w="110" w:type="dxa"/>
+              <w:right w:w="110" w:type="dxa"/>
+            </w:tcMar>
           </w:tcPr>
           <w:p>
+            <w:pPr>
+              <w:spacing w:after="40" w:before="40"/>
+            </w:pPr>
             <w:r>
+              <w:rPr>
+                <w:sz w:val="22"/>
+                <w:szCs w:val="22"/>
+              </w:rPr>
               <w:t>Honest, proactive updates</w:t>
             </w:r>
           </w:p>
@@ -898,9 +1648,23 @@
         <w:tc>
           <w:tcPr>
             <w:tcW w:type="dxa" w:w="5046"/>
+            <w:vAlign w:val="center"/>
+            <w:tcMar>
+              <w:top w:w="60" w:type="dxa"/>
+              <w:bottom w:w="60" w:type="dxa"/>
+              <w:left w:w="110" w:type="dxa"/>
+              <w:right w:w="110" w:type="dxa"/>
+            </w:tcMar>
           </w:tcPr>
           <w:p>
+            <w:pPr>
+              <w:spacing w:after="40" w:before="40"/>
+            </w:pPr>
             <w:r>
+              <w:rPr>
+                <w:sz w:val="22"/>
+                <w:szCs w:val="22"/>
+              </w:rPr>
               <w:t>Straight answers at the agreed cadence, with senior ownership when it matters.</w:t>
             </w:r>
           </w:p>
@@ -910,9 +1674,23 @@
         <w:tc>
           <w:tcPr>
             <w:tcW w:type="dxa" w:w="5046"/>
+            <w:vAlign w:val="center"/>
+            <w:tcMar>
+              <w:top w:w="60" w:type="dxa"/>
+              <w:bottom w:w="60" w:type="dxa"/>
+              <w:left w:w="110" w:type="dxa"/>
+              <w:right w:w="110" w:type="dxa"/>
+            </w:tcMar>
           </w:tcPr>
           <w:p>
+            <w:pPr>
+              <w:spacing w:after="40" w:before="40"/>
+            </w:pPr>
             <w:r>
+              <w:rPr>
+                <w:sz w:val="22"/>
+                <w:szCs w:val="22"/>
+              </w:rPr>
               <w:t>Credible follow through</w:t>
             </w:r>
           </w:p>
@@ -920,9 +1698,23 @@
         <w:tc>
           <w:tcPr>
             <w:tcW w:type="dxa" w:w="5046"/>
+            <w:vAlign w:val="center"/>
+            <w:tcMar>
+              <w:top w:w="60" w:type="dxa"/>
+              <w:bottom w:w="60" w:type="dxa"/>
+              <w:left w:w="110" w:type="dxa"/>
+              <w:right w:w="110" w:type="dxa"/>
+            </w:tcMar>
           </w:tcPr>
           <w:p>
+            <w:pPr>
+              <w:spacing w:after="40" w:before="40"/>
+            </w:pPr>
             <w:r>
+              <w:rPr>
+                <w:sz w:val="22"/>
+                <w:szCs w:val="22"/>
+              </w:rPr>
               <w:t>A clear RCA, preventative actions, and every action closed.</w:t>
             </w:r>
           </w:p>
@@ -945,9 +1737,18 @@
     </w:p>
     <w:tbl>
       <w:tblPr>
-        <w:tblStyle w:val="Sinch"/>
+        <w:tblStyle w:val="TableGrid"/>
         <w:tblW w:type="auto" w:w="0"/>
         <w:tblLook w:firstColumn="1" w:firstRow="1" w:lastColumn="0" w:lastRow="0" w:noHBand="0" w:noVBand="1" w:val="04A0"/>
+        <w:jc w:val="center"/>
+        <w:tblBorders>
+          <w:top w:val="single" w:sz="4" w:space="0" w:color="B7C0CC"/>
+          <w:left w:val="single" w:sz="4" w:space="0" w:color="B7C0CC"/>
+          <w:bottom w:val="single" w:sz="4" w:space="0" w:color="B7C0CC"/>
+          <w:right w:val="single" w:sz="4" w:space="0" w:color="B7C0CC"/>
+          <w:insideH w:val="single" w:sz="4" w:space="0" w:color="B7C0CC"/>
+          <w:insideV w:val="single" w:sz="4" w:space="0" w:color="B7C0CC"/>
+        </w:tblBorders>
       </w:tblPr>
       <w:tblGrid>
         <w:gridCol w:w="5046"/>
@@ -957,11 +1758,25 @@
         <w:tc>
           <w:tcPr>
             <w:tcW w:type="dxa" w:w="5046"/>
+            <w:vAlign w:val="center"/>
+            <w:tcMar>
+              <w:top w:w="60" w:type="dxa"/>
+              <w:bottom w:w="60" w:type="dxa"/>
+              <w:left w:w="110" w:type="dxa"/>
+              <w:right w:w="110" w:type="dxa"/>
+            </w:tcMar>
+            <w:shd w:val="clear" w:color="auto" w:fill="1B3A5B"/>
           </w:tcPr>
           <w:p>
+            <w:pPr>
+              <w:spacing w:after="40" w:before="40"/>
+            </w:pPr>
             <w:r>
               <w:rPr>
-                <w:b/>
+                <w:b w:val="true"/>
+                <w:color w:val="FFFFFF"/>
+                <w:sz w:val="24"/>
+                <w:szCs w:val="24"/>
               </w:rPr>
               <w:t>Report component</w:t>
             </w:r>
@@ -970,11 +1785,25 @@
         <w:tc>
           <w:tcPr>
             <w:tcW w:type="dxa" w:w="5046"/>
+            <w:vAlign w:val="center"/>
+            <w:tcMar>
+              <w:top w:w="60" w:type="dxa"/>
+              <w:bottom w:w="60" w:type="dxa"/>
+              <w:left w:w="110" w:type="dxa"/>
+              <w:right w:w="110" w:type="dxa"/>
+            </w:tcMar>
+            <w:shd w:val="clear" w:color="auto" w:fill="1B3A5B"/>
           </w:tcPr>
           <w:p>
+            <w:pPr>
+              <w:spacing w:after="40" w:before="40"/>
+            </w:pPr>
             <w:r>
               <w:rPr>
-                <w:b/>
+                <w:b w:val="true"/>
+                <w:color w:val="FFFFFF"/>
+                <w:sz w:val="24"/>
+                <w:szCs w:val="24"/>
               </w:rPr>
               <w:t>What it covers</w:t>
             </w:r>
@@ -985,9 +1814,23 @@
         <w:tc>
           <w:tcPr>
             <w:tcW w:type="dxa" w:w="5046"/>
+            <w:vAlign w:val="center"/>
+            <w:tcMar>
+              <w:top w:w="60" w:type="dxa"/>
+              <w:bottom w:w="60" w:type="dxa"/>
+              <w:left w:w="110" w:type="dxa"/>
+              <w:right w:w="110" w:type="dxa"/>
+            </w:tcMar>
           </w:tcPr>
           <w:p>
+            <w:pPr>
+              <w:spacing w:after="40" w:before="40"/>
+            </w:pPr>
             <w:r>
+              <w:rPr>
+                <w:sz w:val="22"/>
+                <w:szCs w:val="22"/>
+              </w:rPr>
               <w:t>Incident summary</w:t>
             </w:r>
           </w:p>
@@ -995,9 +1838,23 @@
         <w:tc>
           <w:tcPr>
             <w:tcW w:type="dxa" w:w="5046"/>
+            <w:vAlign w:val="center"/>
+            <w:tcMar>
+              <w:top w:w="60" w:type="dxa"/>
+              <w:bottom w:w="60" w:type="dxa"/>
+              <w:left w:w="110" w:type="dxa"/>
+              <w:right w:w="110" w:type="dxa"/>
+            </w:tcMar>
           </w:tcPr>
           <w:p>
+            <w:pPr>
+              <w:spacing w:after="40" w:before="40"/>
+            </w:pPr>
             <w:r>
+              <w:rPr>
+                <w:sz w:val="22"/>
+                <w:szCs w:val="22"/>
+              </w:rPr>
               <w:t>What happened, the duration, and how it was resolved.</w:t>
             </w:r>
           </w:p>
@@ -1007,9 +1864,23 @@
         <w:tc>
           <w:tcPr>
             <w:tcW w:type="dxa" w:w="5046"/>
+            <w:vAlign w:val="center"/>
+            <w:tcMar>
+              <w:top w:w="60" w:type="dxa"/>
+              <w:bottom w:w="60" w:type="dxa"/>
+              <w:left w:w="110" w:type="dxa"/>
+              <w:right w:w="110" w:type="dxa"/>
+            </w:tcMar>
           </w:tcPr>
           <w:p>
+            <w:pPr>
+              <w:spacing w:after="40" w:before="40"/>
+            </w:pPr>
             <w:r>
+              <w:rPr>
+                <w:sz w:val="22"/>
+                <w:szCs w:val="22"/>
+              </w:rPr>
               <w:t>Business impact</w:t>
             </w:r>
           </w:p>
@@ -1017,9 +1888,23 @@
         <w:tc>
           <w:tcPr>
             <w:tcW w:type="dxa" w:w="5046"/>
+            <w:vAlign w:val="center"/>
+            <w:tcMar>
+              <w:top w:w="60" w:type="dxa"/>
+              <w:bottom w:w="60" w:type="dxa"/>
+              <w:left w:w="110" w:type="dxa"/>
+              <w:right w:w="110" w:type="dxa"/>
+            </w:tcMar>
           </w:tcPr>
           <w:p>
+            <w:pPr>
+              <w:spacing w:after="40" w:before="40"/>
+            </w:pPr>
             <w:r>
+              <w:rPr>
+                <w:sz w:val="22"/>
+                <w:szCs w:val="22"/>
+              </w:rPr>
               <w:t>An honest assessment of affected services and scope.</w:t>
             </w:r>
           </w:p>
@@ -1029,9 +1914,23 @@
         <w:tc>
           <w:tcPr>
             <w:tcW w:type="dxa" w:w="5046"/>
+            <w:vAlign w:val="center"/>
+            <w:tcMar>
+              <w:top w:w="60" w:type="dxa"/>
+              <w:bottom w:w="60" w:type="dxa"/>
+              <w:left w:w="110" w:type="dxa"/>
+              <w:right w:w="110" w:type="dxa"/>
+            </w:tcMar>
           </w:tcPr>
           <w:p>
+            <w:pPr>
+              <w:spacing w:after="40" w:before="40"/>
+            </w:pPr>
             <w:r>
+              <w:rPr>
+                <w:sz w:val="22"/>
+                <w:szCs w:val="22"/>
+              </w:rPr>
               <w:t>Event timeline</w:t>
             </w:r>
           </w:p>
@@ -1039,9 +1938,23 @@
         <w:tc>
           <w:tcPr>
             <w:tcW w:type="dxa" w:w="5046"/>
+            <w:vAlign w:val="center"/>
+            <w:tcMar>
+              <w:top w:w="60" w:type="dxa"/>
+              <w:bottom w:w="60" w:type="dxa"/>
+              <w:left w:w="110" w:type="dxa"/>
+              <w:right w:w="110" w:type="dxa"/>
+            </w:tcMar>
           </w:tcPr>
           <w:p>
+            <w:pPr>
+              <w:spacing w:after="40" w:before="40"/>
+            </w:pPr>
             <w:r>
+              <w:rPr>
+                <w:sz w:val="22"/>
+                <w:szCs w:val="22"/>
+              </w:rPr>
               <w:t>Detection through to the final corrective actions.</w:t>
             </w:r>
           </w:p>
@@ -1051,9 +1964,23 @@
         <w:tc>
           <w:tcPr>
             <w:tcW w:type="dxa" w:w="5046"/>
+            <w:vAlign w:val="center"/>
+            <w:tcMar>
+              <w:top w:w="60" w:type="dxa"/>
+              <w:bottom w:w="60" w:type="dxa"/>
+              <w:left w:w="110" w:type="dxa"/>
+              <w:right w:w="110" w:type="dxa"/>
+            </w:tcMar>
           </w:tcPr>
           <w:p>
+            <w:pPr>
+              <w:spacing w:after="40" w:before="40"/>
+            </w:pPr>
             <w:r>
+              <w:rPr>
+                <w:sz w:val="22"/>
+                <w:szCs w:val="22"/>
+              </w:rPr>
               <w:t>Root cause and prevention</w:t>
             </w:r>
           </w:p>
@@ -1061,9 +1988,23 @@
         <w:tc>
           <w:tcPr>
             <w:tcW w:type="dxa" w:w="5046"/>
+            <w:vAlign w:val="center"/>
+            <w:tcMar>
+              <w:top w:w="60" w:type="dxa"/>
+              <w:bottom w:w="60" w:type="dxa"/>
+              <w:left w:w="110" w:type="dxa"/>
+              <w:right w:w="110" w:type="dxa"/>
+            </w:tcMar>
           </w:tcPr>
           <w:p>
+            <w:pPr>
+              <w:spacing w:after="40" w:before="40"/>
+            </w:pPr>
             <w:r>
+              <w:rPr>
+                <w:sz w:val="22"/>
+                <w:szCs w:val="22"/>
+              </w:rPr>
               <w:t>The root cause and the measures to stop a repeat.</w:t>
             </w:r>
           </w:p>
